--- a/docs/01-Treibhaus-to-Go/sitzung-1-00.docx
+++ b/docs/01-Treibhaus-to-Go/sitzung-1-00.docx
@@ -22,14 +22,17 @@
       <w:pPr>
         <w:pStyle w:val="Author"/>
       </w:pPr>
-    </w:p>
-    <w:bookmarkStart w:id="20" w:name="gruppenname"/>
+      <w:r>
+        <w:t xml:space="preserve">Rieke Ammoneit</w:t>
+      </w:r>
+    </w:p>
+    <w:bookmarkStart w:id="20" w:name="teamname"/>
     <w:p>
       <w:pPr>
         <w:pStyle w:val="Heading2"/>
       </w:pPr>
       <w:r>
-        <w:t xml:space="preserve">Gruppenname</w:t>
+        <w:t xml:space="preserve">Teamname</w:t>
       </w:r>
     </w:p>
     <w:p>
